--- a/output/docx/fr/BUFRCREX_TableB_fr_00.docx
+++ b/output/docx/fr/BUFRCREX_TableB_fr_00.docx
@@ -1017,7 +1017,7 @@
                 <w:b w:val="0"/>
                 <w:sz w:val="16"/>
               </w:rPr>
-              <w:t>Note 98: Les tables principales sont décrites dans la note 2 s’appliquant à la Section 1 du code BUFR (partie des Règles intitulée «Spécifications du contenu des octets»).</w:t>
+              <w:t>Note B98: Les tables principales sont décrites dans la note 2 s’appliquant à la Section 1 du code BUFR (partie des Règles intitulée «Spécifications du contenu des octets»).</w:t>
             </w:r>
           </w:p>
         </w:tc>
@@ -1402,7 +1402,7 @@
                 <w:b w:val="0"/>
                 <w:sz w:val="16"/>
               </w:rPr>
-              <w:t>Note 33: Les numéros de version des tables principales du code BUFR sont décrits dans la table de code commune C-0 et la note 2 s’appliquant à la Section 1 du code BUFR.</w:t>
+              <w:t>Note B33: Les numéros de version des tables principales du code BUFR sont décrits dans la table de code commune C-0 et la note 2 s’appliquant à la Section 1 du code BUFR.</w:t>
             </w:r>
           </w:p>
         </w:tc>
@@ -1595,7 +1595,7 @@
                 <w:b w:val="0"/>
                 <w:sz w:val="16"/>
               </w:rPr>
-              <w:t>Note 40: Les niveaux différents de la surface, établis suivants la coordonnée verticale employée par le modèle sont transposés en coordonnée pression. Cela rend les niveaux plus faciles à interpréter par un œil humain et à utiliser à l’aide d’une application de visualisation. Ces niveaux peuvent correspondre exactement aux niveaux établis par le modèle ou être obtenus par interpolation entre des niveaux du modèle pour correspondre aux isobares choisies par le centre de production.</w:t>
+              <w:t>Note B40: Les numéros de version des tables principales du code CREX sont décrits dans la table de code commune C-0.</w:t>
             </w:r>
           </w:p>
         </w:tc>
@@ -1788,7 +1788,7 @@
                 <w:b w:val="0"/>
                 <w:sz w:val="16"/>
               </w:rPr>
-              <w:t>Note 76: Pour le numéro de version de la table locale, voir la dernière partie de la note 2 s’appliquant à la Section 1 du code BUFR.</w:t>
+              <w:t>Note B76: Pour le numéro de version de la table locale, voir la dernière partie de la note 2 s’appliquant à la Section 1 du code BUFR.</w:t>
             </w:r>
           </w:p>
         </w:tc>
